--- a/results/paper/focused_candidate_20261028_01/年报与法规双源RAG_聚焦主问题候选稿_待终审.docx
+++ b/results/paper/focused_candidate_20261028_01/年报与法规双源RAG_聚焦主问题候选稿_待终审.docx
@@ -21833,7 +21833,7 @@
         <w:widowControl/>
       </w:pPr>
       <w:r>
-        <w:t>补充的法规版本审计发现，本研究问题均以2024年报告为背景，而当前知识库中的DOC100《上市公司信息披露管理办法》、DOC128《上市公司章程指引》和DOC120《上市公司治理准则》分别对应2025年第226号令、2025年第6号公告版和自2026年起施行的2025年第18号公告版；较早的第182号令、2023年修订文本和2018年版未作为相应历史版本独立纳入索引[25–27]。按清单日期检查冻结的法规top-10候选，G1合库检索的73条法规候选中有64条晚于报告年度，涉及42/60题；G2双路检索的300条中有156条晚于报告年度，涉及60/60题。日期字段只提示版本时间风险，不单独证明某条规范对具体事项不适用。因此，涉及这些文件的检索与评分只反映当前语料快照，不能解释为2024年历史法规版本命中率或时点合规性验证。</w:t>
+        <w:t>补充的法规版本审计发现，本研究问题均以2024年报告为背景，而当前知识库中的DOC100《上市公司信息披露管理办法》、DOC128《上市公司章程指引》和DOC120《上市公司治理准则》分别对应2025年第226号令、2025年第6号公告版和自2026年起施行的2025年第18号公告版；历史版本方面，第182号令、章程指引2023年修订后的合并全文及治理准则2018年版未独立入库；DOC343仅为2023年修改决定[25–27]。按清单日期检查冻结的法规top-10候选，G1合库检索的73条法规候选中有64条晚于报告年度，涉及42/60题；G2双路检索的300条中有156条晚于报告年度，涉及60/60题。索引@DATE口径不一：DOC100记审议通过日2025-02-28，DOC128记公布日2025-03-28，DOC120记施行日2026-01-01[25–27]。故“晚于报告年度”仅是索引时间标记；具体适用仍须结合事项日期及规范的公布、施行、修订和废止状态逐项核实。因此，涉及这些文件的检索与评分只反映当前语料快照，不能解释为2024年历史法规版本命中率或时点合规性验证。</w:t>
       </w:r>
     </w:p>
     <w:p>

--- a/results/paper/focused_candidate_20261028_01/年报与法规双源RAG_聚焦主问题候选稿_待终审.docx
+++ b/results/paper/focused_candidate_20261028_01/年报与法规双源RAG_聚焦主问题候选稿_待终审.docx
@@ -21713,7 +21713,7 @@
         <w:widowControl/>
       </w:pPr>
       <w:r>
-        <w:t>对一个面向实际文件的系统而言，原文可回放和来源组织清晰有独立的工程价值。它们降低事后复核时查找材料的成本，也使错误能定位到解析、检索、上下文组装或生成环节。然而，这种工程价值不能抵消回答质量上的负结果；如果简化配置更好，应保留该现象，而不是只展示符合预期的比较。</w:t>
+        <w:t>对一个面向实际文件的系统而言，原文可回放和来源组织清晰有独立的工程价值。它们使材料可回放，便于事后复核时定位所用材料，并为区分解析、检索、上下文组装和生成错误提供记录。然而，这种工程价值不能抵消回答质量上的负结果；如果简化配置更好，应保留该现象，而不是只展示符合预期的比较。</w:t>
       </w:r>
     </w:p>
     <w:p>
@@ -21865,7 +21865,7 @@
         <w:widowControl/>
       </w:pPr>
       <w:r>
-        <w:t>部署时可优先采用能够保留身份、版本和定位记录的简单配置，明确区分材料缺失、检索未命中与实际不存在。对于涉及法规适用的事项，界面应展示可获得的事项时间与版本依据以及未知状态。本文的证据支持这种可审计设计的必要性，但尚不能量化其对真实决策风险或人员工作效率的全部影响。</w:t>
+        <w:t>部署时可优先采用能够保留身份、版本和定位记录的简单配置，明确区分材料缺失、检索未命中与实际不存在。对于涉及法规适用的事项，界面应展示可获得的事项时间与版本依据以及未知状态。这些建议来自本研究观察到的来源供给与法规版本限制；本研究未直接检验其能否降低决策风险、复核成本或人员工作时间。</w:t>
       </w:r>
     </w:p>
     <w:p>

--- a/results/paper/focused_candidate_20261028_01/年报与法规双源RAG_聚焦主问题候选稿_待终审.docx
+++ b/results/paper/focused_candidate_20261028_01/年报与法规双源RAG_聚焦主问题候选稿_待终审.docx
@@ -4744,7 +4744,7 @@
         <w:widowControl/>
       </w:pPr>
       <w:r>
-        <w:t>定位指标按参考来源的真实形式计算：122条PDF参考使用文件SHA256与物理页序，1条LAW-DOC004-TEXT参考没有物理页，按整个TXT来源哈希定位，并在20个内控问题中复用。分别计算每题两类来源的参考位置覆盖，再取角色均值。双角色出现率只检查A/R片段同时存在；双参考角色可用率要求两类各至少命中一条参考位置。这些均是非语义代理。法规汇总混合了页级和整来源粒度，本文另报告PDF-only与TXT-only结果，避免把粗粒度命中解释成更精准的法规检索。</w:t>
+        <w:t>定位指标按参考来源的真实形式计算：122条PDF参考使用文件SHA256与物理页序，1条LAW-DOC004-TEXT参考没有物理页，按整个TXT来源哈希定位，并在20个内控问题中复用。分别计算每题两类来源的参考位置覆盖，再取角色均值。双角色出现率只检查A/R片段同时存在；双参考角色可用率要求两类各至少命中一条参考位置。这些均是非语义代理。法规汇总混合了页级和整来源粒度，本文另报告PDF-only与TXT-only结果，避免把粗粒度命中解释成更精准的法规检索。 主实验的60题各保存了 merged 与 dual 两种条件下的 Top-10 排序；但现有人工相关性判断来自另一套40题开发集（1,049条候选判断），与主实验题目ID无交集，也不是穷尽相关证据标注，故本文不报告标准 Precision@k、Recall@k 或 nDCG@k。</w:t>
       </w:r>
     </w:p>
     <w:p>

--- a/results/paper/focused_candidate_20261028_01/年报与法规双源RAG_聚焦主问题候选稿_待终审.docx
+++ b/results/paper/focused_candidate_20261028_01/年报与法规双源RAG_聚焦主问题候选稿_待终审.docx
@@ -21873,7 +21873,7 @@
         <w:widowControl/>
       </w:pPr>
       <w:r>
-        <w:t>本文对上市公司年报与法规问答中的双源检索进行了受控比较。现有双人评分显示，双路检索相较合并检索的公司宏均分差为正，而相同证据下增加来源角色提示未显示稳定增益；来源缺失条件下的得分较低，但来源同现和参考位置覆盖不能替代论断级语义支持。结果支持在该任务中显式组织不同来源，并表明复杂检索配置并不普遍优于简化基线。</w:t>
+        <w:t>本文对上市公司年报与法规问答中的双源检索配置进行了受控比较。现有双人评分显示，双路检索相较合并候选池的公司宏均分差为正；在相同证据下增加来源角色提示未显示稳定增益。来源缺失配置得分较低，但移除来源同时改变了证据内容与上下文长度，不能归因于纯粹的来源角色效应。来源同现和参考位置覆盖也不能替代论断级语义支持。因此，结果仅提示显式组织不同来源在本任务及评分口径下可能有用，不能说明复杂检索配置普遍优于简化基线。</w:t>
       </w:r>
     </w:p>
     <w:p>
